--- a/V2/02_Pre_Course_Setup_And_Prerequisites_Guide.docx
+++ b/V2/02_Pre_Course_Setup_And_Prerequisites_Guide.docx
@@ -1014,6 +1014,113 @@
         <w:pStyle w:val="Heading1"/>
       </w:pPr>
       <w:r>
+        <w:t>First-time SQL setup: VS Code first, then Microsoft SQL Server (mssql)</w:t>
+      </w:r>
+    </w:p>
+    <w:p>
+      <w:r>
+        <w:t>Required for the VS Code SQL route; optional for a portal-only participant. First install Visual Studio Code from https://code.visualstudio.com/download using the approved company process, then open it. Visual Studio Code is not the same product as Visual Studio.</w:t>
+      </w:r>
+    </w:p>
+    <w:p>
+      <w:r>
+        <w:t>1. In VS Code press Ctrl+Shift+X to open Extensions. Search mssql.</w:t>
+      </w:r>
+    </w:p>
+    <w:p>
+      <w:r>
+        <w:t>2. Choose SQL Server (mssql), published by Microsoft, extension ID ms-mssql.mssql. Click Install and reload if prompted. Do not select SQL Server Client (mssql) from another publisher. SQL Database Projects is not needed.</w:t>
+      </w:r>
+    </w:p>
+    <w:p>
+      <w:r>
+        <w:t>3. Disable and Uninstall buttons mean the extension is already installed and enabled in this context. A gear icon indicates an installed extension; verify it is enabled if commands are missing. The screenshot below shows the correct extension.</w:t>
+      </w:r>
+    </w:p>
+    <w:p>
+      <w:r>
+        <w:drawing>
+          <wp:inline xmlns:a="http://schemas.openxmlformats.org/drawingml/2006/main" xmlns:pic="http://schemas.openxmlformats.org/drawingml/2006/picture">
+            <wp:extent cx="5577840" cy="1388335"/>
+            <wp:docPr id="1" name="Picture 1"/>
+            <wp:cNvGraphicFramePr>
+              <a:graphicFrameLocks noChangeAspect="1"/>
+            </wp:cNvGraphicFramePr>
+            <a:graphic>
+              <a:graphicData uri="http://schemas.openxmlformats.org/drawingml/2006/picture">
+                <pic:pic>
+                  <pic:nvPicPr>
+                    <pic:cNvPr id="0" name="vscode-mssql-extension.png"/>
+                    <pic:cNvPicPr/>
+                  </pic:nvPicPr>
+                  <pic:blipFill>
+                    <a:blip r:embed="rId9"/>
+                    <a:stretch>
+                      <a:fillRect/>
+                    </a:stretch>
+                  </pic:blipFill>
+                  <pic:spPr>
+                    <a:xfrm>
+                      <a:off x="0" y="0"/>
+                      <a:ext cx="5577840" cy="1388335"/>
+                    </a:xfrm>
+                    <a:prstGeom prst="rect"/>
+                  </pic:spPr>
+                </pic:pic>
+              </a:graphicData>
+            </a:graphic>
+          </wp:inline>
+        </w:drawing>
+      </w:r>
+    </w:p>
+    <w:p>
+      <w:r>
+        <w:t>Correct Microsoft extension: Disable and Uninstall show it is already installed.</w:t>
+      </w:r>
+    </w:p>
+    <w:p>
+      <w:r>
+        <w:t>4. Open Labs\PortalAndVsCodeBasics\Samples\Sql\01-connection-check.sql from the attendee-pack root. Press Ctrl+Shift+P, search MS SQL: Connect, and select or create the assigned Azure SQL connection.</w:t>
+      </w:r>
+    </w:p>
+    <w:p>
+      <w:r>
+        <w:t>5. Enter the assigned Azure SQL hostname and database, use approved authentication, enable encryption and keep Trust server certificate = False for Azure. Keep passwords and sign-in codes private. Confirm the database is not master.</w:t>
+      </w:r>
+    </w:p>
+    <w:p>
+      <w:r>
+        <w:t>6. Choose Execute Query or press Ctrl+Shift+E to execute the connection-check query below. Expected: one row showing the assigned database, connected identity and server UTC time. A successful read does not prove CREATE/ALTER/UPDATE permission.</w:t>
+      </w:r>
+    </w:p>
+    <w:p>
+      <w:r>
+        <w:rPr>
+          <w:rFonts w:ascii="Consolas" w:hAnsi="Consolas"/>
+          <w:sz w:val="18"/>
+        </w:rPr>
+        <w:t>SELECT DB_NAME() AS DatabaseName,</w:t>
+        <w:br/>
+        <w:t xml:space="preserve">       SUSER_SNAME() AS LoginName,</w:t>
+        <w:br/>
+        <w:t xml:space="preserve">       SYSUTCDATETIME() AS CheckedAtUtc;</w:t>
+      </w:r>
+    </w:p>
+    <w:p>
+      <w:r>
+        <w:t>No database solution, SQL Database Project, local SQL Server Express or App Service sample is required for this Azure SQL connection. A .sql file supplies commands, not the connection. VS Code is local but the query executes against Azure SQL. Azure Resources sign-in alone is not an MSSQL connection.</w:t>
+      </w:r>
+    </w:p>
+    <w:p>
+      <w:r>
+        <w:t>If MS SQL: Connect is absent, confirm the exact Microsoft extension is enabled, open a .sql file, allow activation and reload if needed. If company policy blocks installation, ask IT and record Blocked; use an approved portal-only fallback rather than bypassing policy.</w:t>
+      </w:r>
+    </w:p>
+    <w:p>
+      <w:pPr>
+        <w:pStyle w:val="Heading1"/>
+      </w:pPr>
+      <w:r>
         <w:t>8. SQL tools - Azure core versus optional local SQL</w:t>
       </w:r>
     </w:p>
